--- a/assets/cv/Dinh-Thi-To-Nhu-CV-VI.docx
+++ b/assets/cv/Dinh-Thi-To-Nhu-CV-VI.docx
@@ -195,7 +195,7 @@
     <w:p>
       <w:pPr>
         <w:tabs>
-          <w:tab w:val="right" w:pos="9752"/>
+          <w:tab w:val="right" w:pos="10440"/>
         </w:tabs>
         <w:spacing w:before="40"/>
         <w:rPr>
@@ -225,7 +225,7 @@
     <w:p>
       <w:pPr>
         <w:tabs>
-          <w:tab w:val="right" w:pos="9752"/>
+          <w:tab w:val="right" w:pos="10440"/>
         </w:tabs>
         <w:spacing w:after="40"/>
         <w:rPr>
@@ -358,7 +358,19 @@
           <w:sz w:val="21"/>
           <w:szCs w:val="21"/>
         </w:rPr>
-        <w:t>8/2026 – Hiện tại</w:t>
+        <w:t>8</w:t>
+      </w:r>
+      <w:r>
+        <w:rPr>
+          <w:rFonts w:asciiTheme="minorHAnsi" w:hAnsiTheme="minorHAnsi" w:cstheme="minorHAnsi"/>
+          <w:b/>
+          <w:bCs/>
+          <w:i/>
+          <w:iCs/>
+          <w:sz w:val="21"/>
+          <w:szCs w:val="21"/>
+        </w:rPr>
+        <w:t>/2026 – Hiện tại</w:t>
       </w:r>
     </w:p>
     <w:p>

--- a/assets/cv/Dinh-Thi-To-Nhu-CV-VI.docx
+++ b/assets/cv/Dinh-Thi-To-Nhu-CV-VI.docx
@@ -67,25 +67,7 @@
           <w:color w:val="111111"/>
         </w:rPr>
         <w:fldChar w:fldCharType="begin"/>
-      </w:r>
-      <w:r>
-        <w:rPr>
-          <w:rFonts w:asciiTheme="minorHAnsi" w:hAnsiTheme="minorHAnsi" w:cstheme="minorHAnsi"/>
-          <w:color w:val="111111"/>
-        </w:rPr>
         <w:instrText>HYPERLINK "https://dinhtonhu62-code.github.io/dinhtonhu.github.io/"</w:instrText>
-      </w:r>
-      <w:r>
-        <w:rPr>
-          <w:rFonts w:asciiTheme="minorHAnsi" w:hAnsiTheme="minorHAnsi" w:cstheme="minorHAnsi"/>
-          <w:color w:val="111111"/>
-        </w:rPr>
-      </w:r>
-      <w:r>
-        <w:rPr>
-          <w:rFonts w:asciiTheme="minorHAnsi" w:hAnsiTheme="minorHAnsi" w:cstheme="minorHAnsi"/>
-          <w:color w:val="111111"/>
-        </w:rPr>
         <w:fldChar w:fldCharType="separate"/>
       </w:r>
       <w:r>
@@ -133,41 +115,7 @@
           <w:sz w:val="21"/>
           <w:szCs w:val="21"/>
         </w:rPr>
-        <w:t>Cử nhân Marketing</w:t>
-      </w:r>
-      <w:r>
-        <w:rPr>
-          <w:rFonts w:asciiTheme="minorHAnsi" w:hAnsiTheme="minorHAnsi" w:cstheme="minorHAnsi"/>
-          <w:sz w:val="21"/>
-          <w:szCs w:val="21"/>
-        </w:rPr>
-        <w:t xml:space="preserve"> tốt nghiệp loại Giỏi,</w:t>
-      </w:r>
-      <w:r>
-        <w:rPr>
-          <w:rFonts w:asciiTheme="minorHAnsi" w:hAnsiTheme="minorHAnsi" w:cstheme="minorHAnsi"/>
-          <w:sz w:val="21"/>
-          <w:szCs w:val="21"/>
-        </w:rPr>
-        <w:t xml:space="preserve"> có kinh nghiệm thực tế trong Digital Marketing, SEO, Content và </w:t>
-      </w:r>
-      <w:proofErr w:type="gramStart"/>
-      <w:r>
-        <w:rPr>
-          <w:rFonts w:asciiTheme="minorHAnsi" w:hAnsiTheme="minorHAnsi" w:cstheme="minorHAnsi"/>
-          <w:sz w:val="21"/>
-          <w:szCs w:val="21"/>
-        </w:rPr>
-        <w:t>Social Media</w:t>
-      </w:r>
-      <w:proofErr w:type="gramEnd"/>
-      <w:r>
-        <w:rPr>
-          <w:rFonts w:asciiTheme="minorHAnsi" w:hAnsiTheme="minorHAnsi" w:cstheme="minorHAnsi"/>
-          <w:sz w:val="21"/>
-          <w:szCs w:val="21"/>
-        </w:rPr>
-        <w:t>. Có khả năng triển khai và tối ưu các hoạt động marketing dựa trên dữ liệu, từ nghiên cứu nội dung, quản lý kênh digital đến theo dõi và phân tích hiệu quả. Mong muốn phát triển toàn diện trong ngành Marketing và tạo ra những giá trị thực tế cho doanh nghiệp.</w:t>
+        <w:t xml:space="preserve">Cử nhân Marketing tốt nghiệp loại Giỏi, có kinh nghiệm thực tế trong Digital Marketing, SEO, Content và Social Media. Có khả năng triển khai và tối ưu các hoạt động marketing dựa trên dữ liệu, từ nghiên cứu nội dung, quản lý kênh digital đến theo dõi và phân tích hiệu quả. Mong muốn phát triển toàn diện trong ngành Marketing và tạo ra những giá trị thực tế cho doanh nghiệp.</w:t>
       </w:r>
     </w:p>
     <w:p>
@@ -241,15 +189,6 @@
           <w:szCs w:val="21"/>
         </w:rPr>
         <w:t>Cử nhân Marketing; GPA: 3.3/4.0</w:t>
-      </w:r>
-      <w:r>
-        <w:rPr>
-          <w:rFonts w:asciiTheme="minorHAnsi" w:hAnsiTheme="minorHAnsi" w:cstheme="minorHAnsi"/>
-          <w:i/>
-          <w:iCs/>
-          <w:sz w:val="21"/>
-          <w:szCs w:val="21"/>
-        </w:rPr>
         <w:tab/>
       </w:r>
       <w:r>
@@ -337,40 +276,19 @@
           <w:szCs w:val="21"/>
         </w:rPr>
         <w:t>Marketing Executive</w:t>
-      </w:r>
-      <w:r>
-        <w:rPr>
-          <w:rFonts w:asciiTheme="minorHAnsi" w:hAnsiTheme="minorHAnsi" w:cstheme="minorHAnsi"/>
+        <w:tab/>
+      </w:r>
+      <w:r>
+        <w:rPr>
+          <w:rFonts w:asciiTheme="minorHAnsi" w:hAnsiTheme="minorHAnsi" w:cstheme="minorHAnsi"/>
+          <w:b/>
+          <w:bCs/>
           <w:i/>
           <w:iCs/>
           <w:sz w:val="21"/>
           <w:szCs w:val="21"/>
         </w:rPr>
-        <w:tab/>
-      </w:r>
-      <w:r>
-        <w:rPr>
-          <w:rFonts w:asciiTheme="minorHAnsi" w:hAnsiTheme="minorHAnsi" w:cstheme="minorHAnsi"/>
-          <w:b/>
-          <w:bCs/>
-          <w:i/>
-          <w:iCs/>
-          <w:sz w:val="21"/>
-          <w:szCs w:val="21"/>
-        </w:rPr>
-        <w:t>8</w:t>
-      </w:r>
-      <w:r>
-        <w:rPr>
-          <w:rFonts w:asciiTheme="minorHAnsi" w:hAnsiTheme="minorHAnsi" w:cstheme="minorHAnsi"/>
-          <w:b/>
-          <w:bCs/>
-          <w:i/>
-          <w:iCs/>
-          <w:sz w:val="21"/>
-          <w:szCs w:val="21"/>
-        </w:rPr>
-        <w:t>/2026 – Hiện tại</w:t>
+        <w:t>8/2026 – Hiện tại</w:t>
       </w:r>
     </w:p>
     <w:p>
@@ -545,15 +463,7 @@
           <w:sz w:val="21"/>
           <w:szCs w:val="21"/>
         </w:rPr>
-        <w:t>), 399 lượt click liên kết (+204,6%) và 77 tương tác (+54%)</w:t>
-      </w:r>
-      <w:r>
-        <w:rPr>
-          <w:rFonts w:asciiTheme="minorHAnsi" w:hAnsiTheme="minorHAnsi" w:cstheme="minorHAnsi"/>
-          <w:sz w:val="21"/>
-          <w:szCs w:val="21"/>
-        </w:rPr>
-        <w:t>.</w:t>
+        <w:t>), 399 lượt click liên kết (+204,6%) và 77 tương tác (+54%).</w:t>
       </w:r>
     </w:p>
     <w:p>
@@ -604,29 +514,20 @@
           <w:sz w:val="21"/>
           <w:szCs w:val="21"/>
         </w:rPr>
-        <w:t>Content Creator</w:t>
-      </w:r>
-      <w:r>
-        <w:rPr>
-          <w:rFonts w:asciiTheme="minorHAnsi" w:hAnsiTheme="minorHAnsi" w:cstheme="minorHAnsi"/>
+        <w:t>Chăm sóc khách hàng &amp; Content Creator</w:t>
+        <w:tab/>
+      </w:r>
+      <w:r>
+        <w:rPr>
+          <w:rFonts w:asciiTheme="minorHAnsi" w:hAnsiTheme="minorHAnsi" w:cstheme="minorHAnsi"/>
+          <w:b/>
+          <w:bCs/>
           <w:i/>
           <w:iCs/>
           <w:sz w:val="21"/>
           <w:szCs w:val="21"/>
         </w:rPr>
-        <w:tab/>
-      </w:r>
-      <w:r>
-        <w:rPr>
-          <w:rFonts w:asciiTheme="minorHAnsi" w:hAnsiTheme="minorHAnsi" w:cstheme="minorHAnsi"/>
-          <w:b/>
-          <w:bCs/>
-          <w:i/>
-          <w:iCs/>
-          <w:sz w:val="21"/>
-          <w:szCs w:val="21"/>
-        </w:rPr>
-        <w:t>1/2025 – 6/2025</w:t>
+        <w:t>12/2023 – 6/2025</w:t>
       </w:r>
     </w:p>
     <w:p>
@@ -647,7 +548,7 @@
           <w:sz w:val="21"/>
           <w:szCs w:val="21"/>
         </w:rPr>
-        <w:t>Nghiên cứu xu hướng TikTok và xây dựng kế hoạch nội dung; theo dõi và phân tích hiệu suất để tối ưu tỷ lệ tương tác.</w:t>
+        <w:t>Theo dõi hiệu suất bán hàng trên TikTok Shop, phân tích phản hồi khách hàng để tối ưu tỷ lệ chuyển đổi; phối hợp với bộ phận Content và Livestream.</w:t>
       </w:r>
     </w:p>
     <w:p>
@@ -668,24 +569,7 @@
           <w:sz w:val="21"/>
           <w:szCs w:val="21"/>
         </w:rPr>
-        <w:t>Hỗ trợ xây dựng nhận diện thương hiệu trên TikTok.</w:t>
-      </w:r>
-    </w:p>
-    <w:p>
-      <w:pPr>
-        <w:rPr>
-          <w:rFonts w:asciiTheme="minorHAnsi" w:hAnsiTheme="minorHAnsi" w:cstheme="minorHAnsi"/>
-        </w:rPr>
-      </w:pPr>
-      <w:r>
-        <w:rPr>
-          <w:rFonts w:asciiTheme="minorHAnsi" w:hAnsiTheme="minorHAnsi" w:cstheme="minorHAnsi"/>
-          <w:b/>
-          <w:bCs/>
-          <w:sz w:val="21"/>
-          <w:szCs w:val="21"/>
-        </w:rPr>
-        <w:t>Thành tích:</w:t>
+        <w:t>Nghiên cứu xu hướng TikTok và xây dựng kế hoạch nội dung; theo dõi và phân tích hiệu suất để tối ưu tỷ lệ tương tác.</w:t>
       </w:r>
     </w:p>
     <w:p>
@@ -706,80 +590,24 @@
           <w:sz w:val="21"/>
           <w:szCs w:val="21"/>
         </w:rPr>
-        <w:t>Sản xuất 10–15 video/tháng, có video đạt hơn 10.000 lượt xem tự nhiên.</w:t>
-      </w:r>
-    </w:p>
-    <w:p>
-      <w:pPr>
-        <w:tabs>
-          <w:tab w:val="right" w:pos="10440"/>
-        </w:tabs>
-        <w:rPr>
-          <w:rFonts w:asciiTheme="minorHAnsi" w:hAnsiTheme="minorHAnsi" w:cstheme="minorHAnsi"/>
-        </w:rPr>
-      </w:pPr>
-      <w:r>
-        <w:rPr>
-          <w:rFonts w:asciiTheme="minorHAnsi" w:hAnsiTheme="minorHAnsi" w:cstheme="minorHAnsi"/>
-          <w:b/>
-          <w:bCs/>
-          <w:sz w:val="21"/>
-          <w:szCs w:val="21"/>
-        </w:rPr>
-        <w:t>HUSECO</w:t>
-      </w:r>
-      <w:r>
-        <w:rPr>
-          <w:rFonts w:asciiTheme="minorHAnsi" w:hAnsiTheme="minorHAnsi" w:cstheme="minorHAnsi"/>
-          <w:sz w:val="21"/>
-          <w:szCs w:val="21"/>
-        </w:rPr>
-        <w:tab/>
-        <w:t>TP. Hồ Chí Minh</w:t>
-      </w:r>
-    </w:p>
-    <w:p>
-      <w:pPr>
-        <w:tabs>
-          <w:tab w:val="right" w:pos="10440"/>
-        </w:tabs>
-        <w:rPr>
-          <w:rFonts w:asciiTheme="minorHAnsi" w:hAnsiTheme="minorHAnsi" w:cstheme="minorHAnsi"/>
-          <w:b/>
-          <w:bCs/>
-        </w:rPr>
-      </w:pPr>
-      <w:r>
-        <w:rPr>
-          <w:rFonts w:asciiTheme="minorHAnsi" w:hAnsiTheme="minorHAnsi" w:cstheme="minorHAnsi"/>
-          <w:i/>
-          <w:iCs/>
-          <w:sz w:val="21"/>
-          <w:szCs w:val="21"/>
-        </w:rPr>
-        <w:t>Thực tập sinh Marketing</w:t>
-      </w:r>
-      <w:r>
-        <w:rPr>
-          <w:rFonts w:asciiTheme="minorHAnsi" w:hAnsiTheme="minorHAnsi" w:cstheme="minorHAnsi"/>
-          <w:i/>
-          <w:iCs/>
-          <w:sz w:val="21"/>
-          <w:szCs w:val="21"/>
-        </w:rPr>
-        <w:tab/>
-      </w:r>
-      <w:r>
-        <w:rPr>
-          <w:rFonts w:asciiTheme="minorHAnsi" w:hAnsiTheme="minorHAnsi" w:cstheme="minorHAnsi"/>
-          <w:b/>
-          <w:bCs/>
-          <w:i/>
-          <w:iCs/>
-          <w:sz w:val="21"/>
-          <w:szCs w:val="21"/>
-        </w:rPr>
-        <w:t>9/2023 – 1/2024</w:t>
+        <w:t>Hỗ trợ xây dựng nhận diện thương hiệu trên TikTok.</w:t>
+      </w:r>
+    </w:p>
+    <w:p>
+      <w:pPr>
+        <w:rPr>
+          <w:rFonts w:asciiTheme="minorHAnsi" w:hAnsiTheme="minorHAnsi" w:cstheme="minorHAnsi"/>
+        </w:rPr>
+      </w:pPr>
+      <w:r>
+        <w:rPr>
+          <w:rFonts w:asciiTheme="minorHAnsi" w:hAnsiTheme="minorHAnsi" w:cstheme="minorHAnsi"/>
+          <w:b/>
+          <w:bCs/>
+          <w:sz w:val="21"/>
+          <w:szCs w:val="21"/>
+        </w:rPr>
+        <w:t>Thành tích:</w:t>
       </w:r>
     </w:p>
     <w:p>
@@ -800,7 +628,71 @@
           <w:sz w:val="21"/>
           <w:szCs w:val="21"/>
         </w:rPr>
-        <w:t>Lên kế hoạch và sản xuất nội dung Fanpage; chạy quảng cáo Facebook Ads.</w:t>
+        <w:t>Sản xuất 10–15 video/tháng, có video đạt hơn 10.000 lượt xem tự nhiên.</w:t>
+      </w:r>
+    </w:p>
+    <w:p>
+      <w:pPr>
+        <w:tabs>
+          <w:tab w:val="right" w:pos="10440"/>
+        </w:tabs>
+        <w:rPr>
+          <w:rFonts w:asciiTheme="minorHAnsi" w:hAnsiTheme="minorHAnsi" w:cstheme="minorHAnsi"/>
+        </w:rPr>
+      </w:pPr>
+      <w:r>
+        <w:rPr>
+          <w:rFonts w:asciiTheme="minorHAnsi" w:hAnsiTheme="minorHAnsi" w:cstheme="minorHAnsi"/>
+          <w:b/>
+          <w:bCs/>
+          <w:sz w:val="21"/>
+          <w:szCs w:val="21"/>
+        </w:rPr>
+        <w:t>HUSECO</w:t>
+      </w:r>
+      <w:r>
+        <w:rPr>
+          <w:rFonts w:asciiTheme="minorHAnsi" w:hAnsiTheme="minorHAnsi" w:cstheme="minorHAnsi"/>
+          <w:sz w:val="21"/>
+          <w:szCs w:val="21"/>
+        </w:rPr>
+        <w:tab/>
+        <w:t>TP. Hồ Chí Minh</w:t>
+      </w:r>
+    </w:p>
+    <w:p>
+      <w:pPr>
+        <w:tabs>
+          <w:tab w:val="right" w:pos="10440"/>
+        </w:tabs>
+        <w:rPr>
+          <w:rFonts w:asciiTheme="minorHAnsi" w:hAnsiTheme="minorHAnsi" w:cstheme="minorHAnsi"/>
+          <w:b/>
+          <w:bCs/>
+        </w:rPr>
+      </w:pPr>
+      <w:r>
+        <w:rPr>
+          <w:rFonts w:asciiTheme="minorHAnsi" w:hAnsiTheme="minorHAnsi" w:cstheme="minorHAnsi"/>
+          <w:i/>
+          <w:iCs/>
+          <w:sz w:val="21"/>
+          <w:szCs w:val="21"/>
+        </w:rPr>
+        <w:t>Thực tập sinh Marketing</w:t>
+        <w:tab/>
+      </w:r>
+      <w:r>
+        <w:rPr>
+          <w:rFonts w:asciiTheme="minorHAnsi" w:hAnsiTheme="minorHAnsi" w:cstheme="minorHAnsi"/>
+          <w:b/>
+          <w:bCs/>
+          <w:i/>
+          <w:iCs/>
+          <w:sz w:val="21"/>
+          <w:szCs w:val="21"/>
+        </w:rPr>
+        <w:t>9/2023 – 1/2024</w:t>
       </w:r>
     </w:p>
     <w:p>
@@ -821,24 +713,7 @@
           <w:sz w:val="21"/>
           <w:szCs w:val="21"/>
         </w:rPr>
-        <w:t>Thiết kế, quay chụp sản phẩm và phối hợp với bộ phận Sales để thống nhất nội dung marketing.</w:t>
-      </w:r>
-    </w:p>
-    <w:p>
-      <w:pPr>
-        <w:rPr>
-          <w:rFonts w:asciiTheme="minorHAnsi" w:hAnsiTheme="minorHAnsi" w:cstheme="minorHAnsi"/>
-        </w:rPr>
-      </w:pPr>
-      <w:r>
-        <w:rPr>
-          <w:rFonts w:asciiTheme="minorHAnsi" w:hAnsiTheme="minorHAnsi" w:cstheme="minorHAnsi"/>
-          <w:b/>
-          <w:bCs/>
-          <w:sz w:val="21"/>
-          <w:szCs w:val="21"/>
-        </w:rPr>
-        <w:t>Thành tích:</w:t>
+        <w:t>Lên kế hoạch và sản xuất nội dung Fanpage; chạy quảng cáo Facebook Ads.</w:t>
       </w:r>
     </w:p>
     <w:p>
@@ -859,6 +734,44 @@
           <w:sz w:val="21"/>
           <w:szCs w:val="21"/>
         </w:rPr>
+        <w:t>Thiết kế, quay chụp sản phẩm và phối hợp với bộ phận Sales để thống nhất nội dung marketing.</w:t>
+      </w:r>
+    </w:p>
+    <w:p>
+      <w:pPr>
+        <w:rPr>
+          <w:rFonts w:asciiTheme="minorHAnsi" w:hAnsiTheme="minorHAnsi" w:cstheme="minorHAnsi"/>
+        </w:rPr>
+      </w:pPr>
+      <w:r>
+        <w:rPr>
+          <w:rFonts w:asciiTheme="minorHAnsi" w:hAnsiTheme="minorHAnsi" w:cstheme="minorHAnsi"/>
+          <w:b/>
+          <w:bCs/>
+          <w:sz w:val="21"/>
+          <w:szCs w:val="21"/>
+        </w:rPr>
+        <w:t>Thành tích:</w:t>
+      </w:r>
+    </w:p>
+    <w:p>
+      <w:pPr>
+        <w:pStyle w:val="ListParagraph"/>
+        <w:numPr>
+          <w:ilvl w:val="0"/>
+          <w:numId w:val="2"/>
+        </w:numPr>
+        <w:jc w:val="both"/>
+        <w:rPr>
+          <w:rFonts w:asciiTheme="minorHAnsi" w:hAnsiTheme="minorHAnsi" w:cstheme="minorHAnsi"/>
+        </w:rPr>
+      </w:pPr>
+      <w:r>
+        <w:rPr>
+          <w:rFonts w:asciiTheme="minorHAnsi" w:hAnsiTheme="minorHAnsi" w:cstheme="minorHAnsi"/>
+          <w:sz w:val="21"/>
+          <w:szCs w:val="21"/>
+        </w:rPr>
         <w:t>Tăng 10.000 lượt theo dõi Fanpage nhờ chiến dịch Facebook Ads.</w:t>
       </w:r>
     </w:p>
@@ -912,40 +825,8 @@
           <w:sz w:val="21"/>
           <w:szCs w:val="21"/>
         </w:rPr>
-        <w:t xml:space="preserve"> (Dự án</w:t>
-      </w:r>
-      <w:r>
-        <w:rPr>
-          <w:rFonts w:asciiTheme="minorHAnsi" w:hAnsiTheme="minorHAnsi" w:cstheme="minorHAnsi"/>
-          <w:i/>
-          <w:iCs/>
-          <w:sz w:val="21"/>
-          <w:szCs w:val="21"/>
-        </w:rPr>
-        <w:t xml:space="preserve"> môn học Digital Marketing 4.0/4.</w:t>
-      </w:r>
-      <w:proofErr w:type="gramStart"/>
-      <w:r>
-        <w:rPr>
-          <w:rFonts w:asciiTheme="minorHAnsi" w:hAnsiTheme="minorHAnsi" w:cstheme="minorHAnsi"/>
-          <w:i/>
-          <w:iCs/>
-          <w:sz w:val="21"/>
-          <w:szCs w:val="21"/>
-        </w:rPr>
-        <w:t>0</w:t>
-      </w:r>
-      <w:r>
-        <w:rPr>
-          <w:rFonts w:asciiTheme="minorHAnsi" w:hAnsiTheme="minorHAnsi" w:cstheme="minorHAnsi"/>
-          <w:i/>
-          <w:iCs/>
-          <w:sz w:val="21"/>
-          <w:szCs w:val="21"/>
-        </w:rPr>
-        <w:t xml:space="preserve"> )</w:t>
-      </w:r>
-      <w:proofErr w:type="gramEnd"/>
+        <w:t xml:space="preserve"> (Dự án môn học Digital Marketing 4.0/4.0 )</w:t>
+      </w:r>
       <w:r>
         <w:rPr>
           <w:rFonts w:asciiTheme="minorHAnsi" w:hAnsiTheme="minorHAnsi" w:cstheme="minorHAnsi"/>
@@ -1033,17 +914,7 @@
           <w:sz w:val="21"/>
           <w:szCs w:val="21"/>
         </w:rPr>
-        <w:t xml:space="preserve">6/2026 – </w:t>
-      </w:r>
-      <w:r>
-        <w:rPr>
-          <w:rFonts w:asciiTheme="minorHAnsi" w:hAnsiTheme="minorHAnsi" w:cstheme="minorHAnsi"/>
-          <w:b/>
-          <w:bCs/>
-          <w:sz w:val="21"/>
-          <w:szCs w:val="21"/>
-        </w:rPr>
-        <w:t>8/2026</w:t>
+        <w:t xml:space="preserve">6/2026 – 8/2026</w:t>
       </w:r>
     </w:p>
     <w:p>
@@ -1113,7 +984,7 @@
           <w:sz w:val="21"/>
           <w:szCs w:val="21"/>
         </w:rPr>
-        <w:t>SEO On-page, Keyword Research, Google Search Console, SEMrush, Meta/Facebook Ads, TikTok Content Marketing, Content Strategy</w:t>
+        <w:t>SEO On-page, Keyword Research, Google Trends, Google Keyword Planner, Google Search Console, SEMrush, Meta/Facebook Ads, TikTok Content Marketing, Content Strategy</w:t>
       </w:r>
     </w:p>
     <w:p>
@@ -1139,23 +1010,7 @@
           <w:sz w:val="21"/>
           <w:szCs w:val="21"/>
         </w:rPr>
-        <w:t>Microsoft Office (Word, Excel, PowerPoint), Canva,</w:t>
-      </w:r>
-      <w:r>
-        <w:rPr>
-          <w:rFonts w:asciiTheme="minorHAnsi" w:hAnsiTheme="minorHAnsi" w:cstheme="minorHAnsi"/>
-          <w:sz w:val="21"/>
-          <w:szCs w:val="21"/>
-        </w:rPr>
-        <w:t xml:space="preserve"> Capcut,</w:t>
-      </w:r>
-      <w:r>
-        <w:rPr>
-          <w:rFonts w:asciiTheme="minorHAnsi" w:hAnsiTheme="minorHAnsi" w:cstheme="minorHAnsi"/>
-          <w:sz w:val="21"/>
-          <w:szCs w:val="21"/>
-        </w:rPr>
-        <w:t xml:space="preserve"> Meta Business Suite</w:t>
+        <w:t xml:space="preserve">Microsoft Office (Word, Excel, PowerPoint), Canva, Capcut, Meta Business Suite</w:t>
       </w:r>
     </w:p>
     <w:p>
@@ -1207,20 +1062,12 @@
           <w:sz w:val="21"/>
           <w:szCs w:val="21"/>
         </w:rPr>
-        <w:t>Giao tiếp, Làm việc nhóm, Quản lý thời gian</w:t>
-      </w:r>
-      <w:r>
-        <w:rPr>
-          <w:rFonts w:asciiTheme="minorHAnsi" w:hAnsiTheme="minorHAnsi" w:cstheme="minorHAnsi"/>
-          <w:sz w:val="21"/>
-          <w:szCs w:val="21"/>
-        </w:rPr>
-        <w:t>, Giải quyết vấn đề</w:t>
+        <w:t>Giao tiếp, Làm việc nhóm, Quản lý thời gian, Giải quyết vấn đề</w:t>
       </w:r>
     </w:p>
     <w:sectPr>
       <w:pgSz w:w="11906" w:h="16838"/>
-      <w:pgMar w:top="720" w:right="720" w:bottom="720" w:left="720" w:header="708" w:footer="708" w:gutter="0"/>
+      <w:pgMar w:top="500" w:right="720" w:bottom="500" w:left="720" w:header="708" w:footer="708" w:gutter="0"/>
       <w:cols w:space="720"/>
       <w:docGrid w:linePitch="360"/>
     </w:sectPr>

--- a/assets/cv/Dinh-Thi-To-Nhu-CV-VI.docx
+++ b/assets/cv/Dinh-Thi-To-Nhu-CV-VI.docx
@@ -115,7 +115,7 @@
           <w:sz w:val="21"/>
           <w:szCs w:val="21"/>
         </w:rPr>
-        <w:t xml:space="preserve">Cử nhân Marketing tốt nghiệp loại Giỏi, có kinh nghiệm thực tế trong Digital Marketing, SEO, Content và Social Media. Có khả năng triển khai và tối ưu các hoạt động marketing dựa trên dữ liệu, từ nghiên cứu nội dung, quản lý kênh digital đến theo dõi và phân tích hiệu quả. Mong muốn phát triển toàn diện trong ngành Marketing và tạo ra những giá trị thực tế cho doanh nghiệp.</w:t>
+        <w:t xml:space="preserve">Cử nhân Marketing có kinh nghiệm thực tế trong Digital Marketing, SEO, Content và Social Media. Có khả năng triển khai và tối ưu các hoạt động marketing dựa trên dữ liệu, từ nghiên cứu nội dung, quản lý kênh digital đến theo dõi và phân tích hiệu quả. Mong muốn phát triển toàn diện trong ngành Marketing và tạo ra những giá trị thực tế cho doanh nghiệp.</w:t>
       </w:r>
     </w:p>
     <w:p>
@@ -629,6 +629,63 @@
           <w:szCs w:val="21"/>
         </w:rPr>
         <w:t>Sản xuất 10–15 video/tháng, có video đạt hơn 10.000 lượt xem tự nhiên.</w:t>
+      </w:r>
+    </w:p>
+    <w:p>
+      <w:pPr>
+        <w:pStyle w:val="ListParagraph"/>
+        <w:numPr>
+          <w:ilvl w:val="0"/>
+          <w:numId w:val="2"/>
+        </w:numPr>
+        <w:jc w:val="both"/>
+        <w:rPr>
+          <w:rFonts w:asciiTheme="minorHAnsi" w:hAnsiTheme="minorHAnsi" w:cstheme="minorHAnsi"/>
+        </w:rPr>
+      </w:pPr>
+      <w:r>
+        <w:rPr>
+          <w:rFonts w:asciiTheme="minorHAnsi" w:hAnsiTheme="minorHAnsi" w:cstheme="minorHAnsi"/>
+          <w:sz w:val="21"/>
+          <w:szCs w:val="21"/>
+        </w:rPr>
+        <w:t xml:space="preserve">Xử lý hơn </w:t>
+      </w:r>
+      <w:r>
+        <w:rPr>
+          <w:rFonts w:asciiTheme="minorHAnsi" w:hAnsiTheme="minorHAnsi" w:cstheme="minorHAnsi"/>
+          <w:b/>
+          <w:bCs/>
+          <w:sz w:val="21"/>
+          <w:szCs w:val="21"/>
+        </w:rPr>
+        <w:t>1.000 lượt tương tác với khách hàng mỗi tuần</w:t>
+      </w:r>
+      <w:r>
+        <w:rPr>
+          <w:rFonts w:asciiTheme="minorHAnsi" w:hAnsiTheme="minorHAnsi" w:cstheme="minorHAnsi"/>
+          <w:sz w:val="21"/>
+          <w:szCs w:val="21"/>
+        </w:rPr>
+        <w:t xml:space="preserve">, góp phần giảm </w:t>
+      </w:r>
+      <w:r>
+        <w:rPr>
+          <w:rFonts w:asciiTheme="minorHAnsi" w:hAnsiTheme="minorHAnsi" w:cstheme="minorHAnsi"/>
+          <w:b/>
+          <w:bCs/>
+          <w:sz w:val="21"/>
+          <w:szCs w:val="21"/>
+        </w:rPr>
+        <w:t>30% đánh giá tiêu cực</w:t>
+      </w:r>
+      <w:r>
+        <w:rPr>
+          <w:rFonts w:asciiTheme="minorHAnsi" w:hAnsiTheme="minorHAnsi" w:cstheme="minorHAnsi"/>
+          <w:sz w:val="21"/>
+          <w:szCs w:val="21"/>
+        </w:rPr>
+        <w:t xml:space="preserve"> nhờ phản hồi kịp thời và giải quyết vấn đề hiệu quả.</w:t>
       </w:r>
     </w:p>
     <w:p>
@@ -1067,7 +1124,7 @@
     </w:p>
     <w:sectPr>
       <w:pgSz w:w="11906" w:h="16838"/>
-      <w:pgMar w:top="500" w:right="720" w:bottom="500" w:left="720" w:header="708" w:footer="708" w:gutter="0"/>
+      <w:pgMar w:top="250" w:right="720" w:bottom="250" w:left="720" w:header="708" w:footer="708" w:gutter="0"/>
       <w:cols w:space="720"/>
       <w:docGrid w:linePitch="360"/>
     </w:sectPr>
